--- a/计算程序v2.1/使用说明.docx
+++ b/计算程序v2.1/使用说明.docx
@@ -218,6 +218,18 @@
           <w:lang w:eastAsia="zh-CN"/>
         </w:rPr>
         <w:t>。</w:t>
+      </w:r>
+    </w:p>
+    <w:p>
+      <w:pPr/>
+      <w:r>
+        <w:t>纸质版上不扣分的词段不需要填“0”，所以本程序也不用输 0。0 只在所有非零扣分都输完之后填一次，表示“这个寝室录完了”，程序会自动结算。</w:t>
+      </w:r>
+    </w:p>
+    <w:p>
+      <w:pPr/>
+      <w:r>
+        <w:t>如某寝室 11 个词段的扣分分别为 1、2、3、4、0、5、6、7、0、8、9，程序中应依次输入 1、2、3、4、5、6、7、8、9，最后再输一个 0——最后的 0 表示录完。</w:t>
       </w:r>
     </w:p>
     <w:p>
@@ -1373,64 +1385,10 @@
         <w:rPr>
           <w:lang w:eastAsia="zh-CN"/>
         </w:rPr>
-        <w:t>最后一个扣分填完按回车，或者在某一个空格里</w:t>
+        <w:t>所有非零扣分输完后，在下一个空格里填一个 0 按回车；如果正好填满了 11 格，程序也会自动结算——两种方式都表示“这个寝室录完了”。</w:t>
       </w:r>
       <w:proofErr w:type="gramStart"/>
-      <w:r>
-        <w:rPr>
-          <w:lang w:eastAsia="zh-CN"/>
-        </w:rPr>
-        <w:t>填</w:t>
-      </w:r>
-      <w:r>
-        <w:rPr>
-          <w:lang w:eastAsia="zh-CN"/>
-        </w:rPr>
-        <w:t xml:space="preserve"> 0 </w:t>
-      </w:r>
       <w:proofErr w:type="gramEnd"/>
-      <w:r>
-        <w:rPr>
-          <w:lang w:eastAsia="zh-CN"/>
-        </w:rPr>
-        <w:t>再按回车</w:t>
-      </w:r>
-      <w:r>
-        <w:rPr>
-          <w:lang w:eastAsia="zh-CN"/>
-        </w:rPr>
-        <w:t>——</w:t>
-      </w:r>
-      <w:r>
-        <w:rPr>
-          <w:lang w:eastAsia="zh-CN"/>
-        </w:rPr>
-        <w:t>两种方式都表示</w:t>
-      </w:r>
-      <w:r>
-        <w:rPr>
-          <w:lang w:eastAsia="zh-CN"/>
-        </w:rPr>
-        <w:t>“</w:t>
-      </w:r>
-      <w:r>
-        <w:rPr>
-          <w:lang w:eastAsia="zh-CN"/>
-        </w:rPr>
-        <w:t>这个寝室录完了</w:t>
-      </w:r>
-      <w:r>
-        <w:rPr>
-          <w:lang w:eastAsia="zh-CN"/>
-        </w:rPr>
-        <w:t>”</w:t>
-      </w:r>
-      <w:r>
-        <w:rPr>
-          <w:lang w:eastAsia="zh-CN"/>
-        </w:rPr>
-        <w:t>。</w:t>
-      </w:r>
     </w:p>
     <w:p>
       <w:pPr>

--- a/计算程序v2.1/使用说明.docx
+++ b/计算程序v2.1/使用说明.docx
@@ -2393,7 +2393,7 @@
                 <w:sz w:val="20"/>
                 <w:lang w:eastAsia="zh-CN"/>
               </w:rPr>
-              <w:t>打不进去，只允许数字</w:t>
+              <w:t>打不进去，只允许数字（“无人 / 锁”用的 w / s 是 v2.5 才加的，这个版本没有）</w:t>
             </w:r>
           </w:p>
         </w:tc>

--- a/计算程序v2.1/使用说明.docx
+++ b/计算程序v2.1/使用说明.docx
@@ -53,94 +53,14 @@
           <w:sz w:val="18"/>
           <w:lang w:eastAsia="zh-CN"/>
         </w:rPr>
-        <w:t>版本：</w:t>
+        <w:t>版本：2026-10-15    适用：64 位 Windows 10 / 11    程序文件：查寝总分计算器v2.1.exe</w:t>
       </w:r>
       <w:proofErr w:type="gramStart"/>
-      <w:r>
-        <w:rPr>
-          <w:color w:val="666666"/>
-          <w:sz w:val="18"/>
-          <w:lang w:eastAsia="zh-CN"/>
-        </w:rPr>
-        <w:t xml:space="preserve">2026-10-15    </w:t>
-      </w:r>
-      <w:r>
-        <w:rPr>
-          <w:color w:val="666666"/>
-          <w:sz w:val="18"/>
-          <w:lang w:eastAsia="zh-CN"/>
-        </w:rPr>
-        <w:t>适用</w:t>
-      </w:r>
       <w:proofErr w:type="gramEnd"/>
-      <w:r>
-        <w:rPr>
-          <w:color w:val="666666"/>
-          <w:sz w:val="18"/>
-          <w:lang w:eastAsia="zh-CN"/>
-        </w:rPr>
-        <w:t>：</w:t>
-      </w:r>
       <w:proofErr w:type="gramStart"/>
-      <w:r>
-        <w:rPr>
-          <w:color w:val="666666"/>
-          <w:sz w:val="18"/>
-          <w:lang w:eastAsia="zh-CN"/>
-        </w:rPr>
-        <w:t xml:space="preserve">64 </w:t>
-      </w:r>
-      <w:r>
-        <w:rPr>
-          <w:color w:val="666666"/>
-          <w:sz w:val="18"/>
-          <w:lang w:eastAsia="zh-CN"/>
-        </w:rPr>
-        <w:t>位</w:t>
-      </w:r>
-      <w:r>
-        <w:rPr>
-          <w:color w:val="666666"/>
-          <w:sz w:val="18"/>
-          <w:lang w:eastAsia="zh-CN"/>
-        </w:rPr>
-        <w:t xml:space="preserve"> </w:t>
-      </w:r>
       <w:proofErr w:type="gramEnd"/>
-      <w:r>
-        <w:rPr>
-          <w:color w:val="666666"/>
-          <w:sz w:val="18"/>
-          <w:lang w:eastAsia="zh-CN"/>
-        </w:rPr>
-        <w:t xml:space="preserve">Windows 10 </w:t>
-      </w:r>
       <w:proofErr w:type="gramStart"/>
-      <w:r>
-        <w:rPr>
-          <w:color w:val="666666"/>
-          <w:sz w:val="18"/>
-          <w:lang w:eastAsia="zh-CN"/>
-        </w:rPr>
-        <w:t xml:space="preserve">/ 11    </w:t>
-      </w:r>
       <w:proofErr w:type="gramEnd"/>
-      <w:r>
-        <w:rPr>
-          <w:color w:val="666666"/>
-          <w:sz w:val="18"/>
-          <w:lang w:eastAsia="zh-CN"/>
-        </w:rPr>
-        <w:t>程序文件：查寝总分计算器</w:t>
-      </w:r>
-      <w:r>
-        <w:rPr>
-          <w:color w:val="666666"/>
-          <w:sz w:val="18"/>
-          <w:lang w:eastAsia="zh-CN"/>
-        </w:rPr>
-        <w:t>.exe</w:t>
-      </w:r>
     </w:p>
     <w:p>
       <w:pPr>
@@ -1120,31 +1040,7 @@
         <w:rPr>
           <w:lang w:eastAsia="zh-CN"/>
         </w:rPr>
-        <w:t>双击</w:t>
-      </w:r>
-      <w:r>
-        <w:rPr>
-          <w:lang w:eastAsia="zh-CN"/>
-        </w:rPr>
-        <w:t>“</w:t>
-      </w:r>
-      <w:r>
-        <w:rPr>
-          <w:lang w:eastAsia="zh-CN"/>
-        </w:rPr>
-        <w:t>查寝总分计算器</w:t>
-      </w:r>
-      <w:r>
-        <w:rPr>
-          <w:lang w:eastAsia="zh-CN"/>
-        </w:rPr>
-        <w:t>.exe”</w:t>
-      </w:r>
-      <w:r>
-        <w:rPr>
-          <w:lang w:eastAsia="zh-CN"/>
-        </w:rPr>
-        <w:t>。</w:t>
+        <w:t>双击“查寝总分计算器v2.1.exe”。</w:t>
       </w:r>
     </w:p>
     <w:p>
@@ -3193,7 +3089,7 @@
                 <w:sz w:val="20"/>
                 <w:lang w:eastAsia="zh-CN"/>
               </w:rPr>
-              <w:t>纸质表上的房间不在这次的总表里，核对原件是否包含该房间。</w:t>
+              <w:t>输入和表里对不上，核对是否选错了表或者使用tag列查找，再联系作者了解具体情况。</w:t>
             </w:r>
           </w:p>
         </w:tc>
